--- a/legal/16-contract-generator/output-contracts/PackA-Simple/17_BIEN_BAN_BAN_GIAO.docx
+++ b/legal/16-contract-generator/output-contracts/PackA-Simple/17_BIEN_BAN_BAN_GIAO.docx
@@ -4,72 +4,163 @@
   <w:body>
     <w:p>
       <w:pPr>
-        <w:spacing w:after="80" w:before="0" w:line="276" w:lineRule="auto"/>
-        <w:jc w:val="left"/>
+        <w:spacing w:before="20" w:after="60" w:line="276" w:lineRule="auto"/>
+        <w:jc w:val="center"/>
       </w:pPr>
       <w:r>
-        <w:t>﻿# BIÊN BẢN BÀN GIAO SẢN PHẨM VÀ TÀI NGUYÊN KỸ THUẬT SỐ</w:t>
+        <w:t xml:space="preserve">﻿| </w:t>
+      </w:r>
+      <w:r>
+        <w:rPr>
+          <w:b/>
+        </w:rPr>
+        <w:t>ĐƠN VỊ CUNG CẤP DỊCH VỤ</w:t>
+      </w:r>
+      <w:r>
+        <w:t>&lt;br&gt;</w:t>
+      </w:r>
+      <w:r>
+        <w:rPr>
+          <w:b/>
+        </w:rPr>
+        <w:t>LOCALMATE VIỆT NAM</w:t>
+      </w:r>
+      <w:r>
+        <w:t xml:space="preserve">&lt;br&gt;Số: [SO_BAN_GIAO]/BBBG-LM/[NAM] | </w:t>
+      </w:r>
+      <w:r>
+        <w:rPr>
+          <w:b/>
+        </w:rPr>
+        <w:t>CỘNG HÒA XÃ HỘI CHỦ NGHĨA VIỆT NAM</w:t>
+      </w:r>
+      <w:r>
+        <w:t>&lt;br&gt;</w:t>
+      </w:r>
+      <w:r>
+        <w:rPr>
+          <w:b/>
+        </w:rPr>
+        <w:t>Độc lập - Tự do - Hạnh phúc</w:t>
+      </w:r>
+      <w:r>
+        <w:t>&lt;br&gt;----------------o0o----------------&lt;br&gt;</w:t>
+      </w:r>
+      <w:r>
+        <w:rPr>
+          <w:i/>
+        </w:rPr>
+        <w:t>Hà Nội, ngày [NGAY] tháng [THANG] năm 202[X]</w:t>
+      </w:r>
+      <w:r>
+        <w:t xml:space="preserve"> |</w:t>
       </w:r>
     </w:p>
     <w:p>
       <w:pPr>
-        <w:spacing w:before="200" w:after="80" w:line="276" w:lineRule="auto"/>
+        <w:spacing w:before="240" w:after="80" w:line="288" w:lineRule="auto"/>
         <w:jc w:val="center"/>
       </w:pPr>
       <w:r>
         <w:rPr>
           <w:b/>
-          <w:color w:val="0D7647"/>
-          <w:sz w:val="26"/>
+          <w:color w:val="0F172A"/>
+          <w:sz w:val="29"/>
+        </w:rPr>
+        <w:t>BIÊN BẢN BÀN GIAO SẢN PHẨM VÀ TÀI NGUYÊN KỸ THUẬT SỐ</w:t>
+      </w:r>
+    </w:p>
+    <w:p>
+      <w:pPr>
+        <w:spacing w:before="20" w:after="60" w:line="276" w:lineRule="auto"/>
+        <w:jc w:val="both"/>
+      </w:pPr>
+      <w:r>
+        <w:rPr>
+          <w:b/>
         </w:rPr>
         <w:t>(DELIVERABLES &amp; DIGITAL ASSETS HANDOVER RECORD)</w:t>
       </w:r>
     </w:p>
     <w:p>
       <w:pPr>
-        <w:spacing w:after="80" w:before="0" w:line="276" w:lineRule="auto"/>
-        <w:jc w:val="left"/>
+        <w:spacing w:before="20" w:after="40" w:line="276" w:lineRule="auto"/>
+        <w:ind w:left="288"/>
+        <w:jc w:val="both"/>
       </w:pPr>
       <w:r>
         <w:rPr>
-          <w:b/>
-        </w:rPr>
-        <w:t>Mã hiệu văn bản:</w:t>
-      </w:r>
-      <w:r>
-        <w:t xml:space="preserve"> </w:t>
-      </w:r>
-      <w:r>
-        <w:rPr>
-          <w:rFonts w:ascii="Consolas" w:hAnsi="Consolas"/>
-          <w:color w:val="B42828"/>
+          <w:i/>
+          <w:color w:val="0F172A"/>
           <w:sz w:val="20"/>
         </w:rPr>
-        <w:t>LM-OPS-HND-17</w:t>
-      </w:r>
-      <w:r>
-        <w:t xml:space="preserve">  </w:t>
+        <w:t>- Căn cứ Bộ luật Dân sự số 91/2015/QH13 ngày 24 tháng 11 năm 2015;</w:t>
       </w:r>
     </w:p>
     <w:p>
       <w:pPr>
-        <w:spacing w:after="80" w:before="0" w:line="276" w:lineRule="auto"/>
-        <w:jc w:val="left"/>
+        <w:spacing w:before="20" w:after="40" w:line="276" w:lineRule="auto"/>
+        <w:ind w:left="288"/>
+        <w:jc w:val="both"/>
       </w:pPr>
       <w:r>
         <w:rPr>
           <w:i/>
+          <w:color w:val="0F172A"/>
+          <w:sz w:val="20"/>
         </w:rPr>
-        <w:t>(Căn cứ theo Hợp đồng Dịch vụ Khung số: LM-MSA-2026-088/LM-MSA và Phụ lục SHTT số: `LM-IP-APP-12`)</w:t>
-      </w:r>
-      <w:r>
-        <w:t xml:space="preserve">  </w:t>
+        <w:t>- Căn cứ Luật Thương mại số 36/2005/QH11 ngày 14 tháng 06 năm 2005;</w:t>
       </w:r>
     </w:p>
     <w:p>
       <w:pPr>
-        <w:spacing w:after="80" w:before="0" w:line="276" w:lineRule="auto"/>
-        <w:jc w:val="left"/>
+        <w:spacing w:before="20" w:after="40" w:line="276" w:lineRule="auto"/>
+        <w:ind w:left="288"/>
+        <w:jc w:val="both"/>
+      </w:pPr>
+      <w:r>
+        <w:rPr>
+          <w:i/>
+          <w:color w:val="0F172A"/>
+          <w:sz w:val="20"/>
+        </w:rPr>
+        <w:t>- Căn cứ Luật Công nghệ thông tin số 67/2006/QH11 ngày 29 tháng 06 năm 2006;</w:t>
+      </w:r>
+    </w:p>
+    <w:p>
+      <w:pPr>
+        <w:spacing w:before="20" w:after="40" w:line="276" w:lineRule="auto"/>
+        <w:ind w:left="288"/>
+        <w:jc w:val="both"/>
+      </w:pPr>
+      <w:r>
+        <w:rPr>
+          <w:i/>
+          <w:color w:val="0F172A"/>
+          <w:sz w:val="20"/>
+        </w:rPr>
+        <w:t>- Căn cứ Luật Giao dịch điện tử số 20/2023/QH15 ngày 22 tháng 06 năm 2023;</w:t>
+      </w:r>
+    </w:p>
+    <w:p>
+      <w:pPr>
+        <w:spacing w:before="20" w:after="40" w:line="276" w:lineRule="auto"/>
+        <w:ind w:left="288"/>
+        <w:jc w:val="both"/>
+      </w:pPr>
+      <w:r>
+        <w:rPr>
+          <w:i/>
+          <w:color w:val="0F172A"/>
+          <w:sz w:val="20"/>
+        </w:rPr>
+        <w:t>- Căn cứ Hợp đồng Dịch vụ số: LM-MSA-2026-088 ký ngày [NGAY_KY_HD] giữa Hai Bên.</w:t>
+      </w:r>
+    </w:p>
+    <w:p>
+      <w:pPr>
+        <w:spacing w:before="20" w:after="60" w:line="276" w:lineRule="auto"/>
+        <w:jc w:val="both"/>
       </w:pPr>
       <w:r>
         <w:rPr>
@@ -83,8 +174,8 @@
     </w:p>
     <w:p>
       <w:pPr>
-        <w:spacing w:after="80" w:before="0" w:line="276" w:lineRule="auto"/>
-        <w:jc w:val="left"/>
+        <w:spacing w:before="20" w:after="60" w:line="276" w:lineRule="auto"/>
+        <w:jc w:val="both"/>
       </w:pPr>
       <w:r>
         <w:rPr>
@@ -98,8 +189,8 @@
     </w:p>
     <w:p>
       <w:pPr>
-        <w:spacing w:after="80" w:before="0" w:line="276" w:lineRule="auto"/>
-        <w:jc w:val="left"/>
+        <w:spacing w:before="20" w:after="60" w:line="276" w:lineRule="auto"/>
+        <w:jc w:val="both"/>
       </w:pPr>
       <w:r>
         <w:rPr>
@@ -113,47 +204,22 @@
     </w:p>
     <w:p>
       <w:pPr>
-        <w:spacing w:after="80" w:before="0" w:line="276" w:lineRule="auto"/>
+        <w:spacing w:before="180" w:after="60" w:line="276" w:lineRule="auto"/>
         <w:jc w:val="left"/>
       </w:pPr>
       <w:r>
         <w:rPr>
           <w:b/>
-        </w:rPr>
-        <w:t>Ngày bàn giao:</w:t>
-      </w:r>
-      <w:r>
-        <w:t xml:space="preserve"> Ngày [NGAY] tháng [THANG] năm 202[X]</w:t>
-      </w:r>
-    </w:p>
-    <w:p>
-      <w:pPr>
-        <w:spacing w:after="120" w:before="80"/>
-      </w:pPr>
-      <w:r>
-        <w:rPr>
-          <w:color w:val="CBD5E1"/>
-        </w:rPr>
-        <w:t>―――――――――――――――――――――――――――――――――――――――――――――――――――――――</w:t>
-      </w:r>
-    </w:p>
-    <w:p>
-      <w:pPr>
-        <w:spacing w:before="160" w:after="60"/>
-      </w:pPr>
-      <w:r>
-        <w:rPr>
-          <w:b/>
-          <w:color w:val="0D7647"/>
-          <w:sz w:val="23"/>
+          <w:color w:val="0F172A"/>
+          <w:sz w:val="22"/>
         </w:rPr>
         <w:t>PHẦN I: DANH MỤC SẢN PHẨM VÀ TÀI NGUYÊN BÀN GIAO THỰC TẾ</w:t>
       </w:r>
     </w:p>
     <w:p>
       <w:pPr>
-        <w:spacing w:after="80" w:before="0" w:line="276" w:lineRule="auto"/>
-        <w:jc w:val="left"/>
+        <w:spacing w:before="20" w:after="60" w:line="276" w:lineRule="auto"/>
+        <w:jc w:val="both"/>
       </w:pPr>
       <w:r>
         <w:t>Hôm nay, Bên B tiến hành bàn giao và Bên A tiến hành tiếp nhận toàn bộ các sản phẩm kỹ thuật số thuộc phạm vi dự án theo bảng danh mục sau:</w:t>
@@ -174,24 +240,28 @@
         </w:tblBorders>
       </w:tblPr>
       <w:tblGrid>
-        <w:gridCol w:w="1921"/>
-        <w:gridCol w:w="1921"/>
-        <w:gridCol w:w="1921"/>
-        <w:gridCol w:w="1921"/>
-        <w:gridCol w:w="1921"/>
+        <w:gridCol w:w="1950"/>
+        <w:gridCol w:w="1950"/>
+        <w:gridCol w:w="1950"/>
+        <w:gridCol w:w="1950"/>
+        <w:gridCol w:w="1950"/>
       </w:tblGrid>
       <w:tr>
+        <w:trPr>
+          <w:cantSplit/>
+        </w:trPr>
         <w:tc>
           <w:tcPr>
-            <w:tcW w:type="dxa" w:w="1921"/>
+            <w:tcW w:type="dxa" w:w="936"/>
             <w:vAlign w:val="center"/>
+            <w:tcW w:w="936" w:type="dxa"/>
             <w:tcMar>
-              <w:top w:w="120" w:type="dxa"/>
-              <w:bottom w:w="120" w:type="dxa"/>
-              <w:left w:w="160" w:type="dxa"/>
-              <w:right w:w="160" w:type="dxa"/>
+              <w:top w:w="90" w:type="dxa"/>
+              <w:bottom w:w="90" w:type="dxa"/>
+              <w:left w:w="100" w:type="dxa"/>
+              <w:right w:w="100" w:type="dxa"/>
             </w:tcMar>
-            <w:shd w:fill="EDF7F1"/>
+            <w:shd w:fill="F8FAFC"/>
           </w:tcPr>
           <w:p>
             <w:r/>
@@ -204,7 +274,7 @@
             <w:r>
               <w:rPr>
                 <w:b/>
-                <w:color w:val="0D7647"/>
+                <w:sz w:val="20"/>
               </w:rPr>
               <w:t>STT</w:t>
             </w:r>
@@ -212,15 +282,16 @@
         </w:tc>
         <w:tc>
           <w:tcPr>
-            <w:tcW w:type="dxa" w:w="1921"/>
+            <w:tcW w:type="dxa" w:w="2088"/>
             <w:vAlign w:val="center"/>
+            <w:tcW w:w="2088" w:type="dxa"/>
             <w:tcMar>
-              <w:top w:w="120" w:type="dxa"/>
-              <w:bottom w:w="120" w:type="dxa"/>
-              <w:left w:w="160" w:type="dxa"/>
-              <w:right w:w="160" w:type="dxa"/>
+              <w:top w:w="90" w:type="dxa"/>
+              <w:bottom w:w="90" w:type="dxa"/>
+              <w:left w:w="100" w:type="dxa"/>
+              <w:right w:w="100" w:type="dxa"/>
             </w:tcMar>
-            <w:shd w:fill="EDF7F1"/>
+            <w:shd w:fill="F8FAFC"/>
           </w:tcPr>
           <w:p>
             <w:r/>
@@ -233,7 +304,7 @@
             <w:r>
               <w:rPr>
                 <w:b/>
-                <w:color w:val="0D7647"/>
+                <w:sz w:val="20"/>
               </w:rPr>
               <w:t>DANH MỤC SẢN PHẨM BÀN GIAO</w:t>
             </w:r>
@@ -241,15 +312,16 @@
         </w:tc>
         <w:tc>
           <w:tcPr>
-            <w:tcW w:type="dxa" w:w="1921"/>
+            <w:tcW w:type="dxa" w:w="3989"/>
             <w:vAlign w:val="center"/>
+            <w:tcW w:w="3988" w:type="dxa"/>
             <w:tcMar>
-              <w:top w:w="120" w:type="dxa"/>
-              <w:bottom w:w="120" w:type="dxa"/>
-              <w:left w:w="160" w:type="dxa"/>
-              <w:right w:w="160" w:type="dxa"/>
+              <w:top w:w="90" w:type="dxa"/>
+              <w:bottom w:w="90" w:type="dxa"/>
+              <w:left w:w="100" w:type="dxa"/>
+              <w:right w:w="100" w:type="dxa"/>
             </w:tcMar>
-            <w:shd w:fill="EDF7F1"/>
+            <w:shd w:fill="F8FAFC"/>
           </w:tcPr>
           <w:p>
             <w:r/>
@@ -262,7 +334,7 @@
             <w:r>
               <w:rPr>
                 <w:b/>
-                <w:color w:val="0D7647"/>
+                <w:sz w:val="20"/>
               </w:rPr>
               <w:t>HÌNH THỨC BÀN GIAO &amp; ĐỊNH DẠNG</w:t>
             </w:r>
@@ -270,15 +342,16 @@
         </w:tc>
         <w:tc>
           <w:tcPr>
-            <w:tcW w:type="dxa" w:w="1921"/>
+            <w:tcW w:type="dxa" w:w="1656"/>
             <w:vAlign w:val="center"/>
+            <w:tcW w:w="1655" w:type="dxa"/>
             <w:tcMar>
-              <w:top w:w="120" w:type="dxa"/>
-              <w:bottom w:w="120" w:type="dxa"/>
-              <w:left w:w="160" w:type="dxa"/>
-              <w:right w:w="160" w:type="dxa"/>
+              <w:top w:w="90" w:type="dxa"/>
+              <w:bottom w:w="90" w:type="dxa"/>
+              <w:left w:w="100" w:type="dxa"/>
+              <w:right w:w="100" w:type="dxa"/>
             </w:tcMar>
-            <w:shd w:fill="EDF7F1"/>
+            <w:shd w:fill="F8FAFC"/>
           </w:tcPr>
           <w:p>
             <w:r/>
@@ -291,7 +364,7 @@
             <w:r>
               <w:rPr>
                 <w:b/>
-                <w:color w:val="0D7647"/>
+                <w:sz w:val="20"/>
               </w:rPr>
               <w:t>ĐƯỜNG DẪN TRUY CẬP / NƠI LƯU TRỮ</w:t>
             </w:r>
@@ -299,15 +372,16 @@
         </w:tc>
         <w:tc>
           <w:tcPr>
-            <w:tcW w:type="dxa" w:w="1921"/>
+            <w:tcW w:type="dxa" w:w="1080"/>
             <w:vAlign w:val="center"/>
+            <w:tcW w:w="1080" w:type="dxa"/>
             <w:tcMar>
-              <w:top w:w="120" w:type="dxa"/>
-              <w:bottom w:w="120" w:type="dxa"/>
-              <w:left w:w="160" w:type="dxa"/>
-              <w:right w:w="160" w:type="dxa"/>
+              <w:top w:w="90" w:type="dxa"/>
+              <w:bottom w:w="90" w:type="dxa"/>
+              <w:left w:w="100" w:type="dxa"/>
+              <w:right w:w="100" w:type="dxa"/>
             </w:tcMar>
-            <w:shd w:fill="EDF7F1"/>
+            <w:shd w:fill="F8FAFC"/>
           </w:tcPr>
           <w:p>
             <w:r/>
@@ -320,7 +394,7 @@
             <w:r>
               <w:rPr>
                 <w:b/>
-                <w:color w:val="0D7647"/>
+                <w:sz w:val="20"/>
               </w:rPr>
               <w:t>TRẠNG THÁI TIẾP NHẬN</w:t>
             </w:r>
@@ -328,17 +402,21 @@
         </w:tc>
       </w:tr>
       <w:tr>
+        <w:trPr>
+          <w:cantSplit/>
+        </w:trPr>
         <w:tc>
           <w:tcPr>
-            <w:tcW w:type="dxa" w:w="1921"/>
+            <w:tcW w:type="dxa" w:w="936"/>
             <w:vAlign w:val="center"/>
+            <w:tcW w:w="936" w:type="dxa"/>
             <w:tcMar>
-              <w:top w:w="120" w:type="dxa"/>
-              <w:bottom w:w="120" w:type="dxa"/>
-              <w:left w:w="160" w:type="dxa"/>
-              <w:right w:w="160" w:type="dxa"/>
+              <w:top w:w="80" w:type="dxa"/>
+              <w:bottom w:w="80" w:type="dxa"/>
+              <w:left w:w="100" w:type="dxa"/>
+              <w:right w:w="100" w:type="dxa"/>
             </w:tcMar>
-            <w:shd w:fill="F8FAFC"/>
+            <w:shd w:fill="FFFFFF"/>
           </w:tcPr>
           <w:p>
             <w:r/>
@@ -346,7 +424,7 @@
           <w:p>
             <w:pPr>
               <w:spacing w:before="0" w:after="40" w:line="276" w:lineRule="auto"/>
-              <w:jc w:val="left"/>
+              <w:jc w:val="center"/>
             </w:pPr>
             <w:r>
               <w:rPr>
@@ -358,15 +436,16 @@
         </w:tc>
         <w:tc>
           <w:tcPr>
-            <w:tcW w:type="dxa" w:w="1921"/>
+            <w:tcW w:type="dxa" w:w="2088"/>
             <w:vAlign w:val="center"/>
+            <w:tcW w:w="2088" w:type="dxa"/>
             <w:tcMar>
-              <w:top w:w="120" w:type="dxa"/>
-              <w:bottom w:w="120" w:type="dxa"/>
-              <w:left w:w="160" w:type="dxa"/>
-              <w:right w:w="160" w:type="dxa"/>
+              <w:top w:w="80" w:type="dxa"/>
+              <w:bottom w:w="80" w:type="dxa"/>
+              <w:left w:w="100" w:type="dxa"/>
+              <w:right w:w="100" w:type="dxa"/>
             </w:tcMar>
-            <w:shd w:fill="F8FAFC"/>
+            <w:shd w:fill="FFFFFF"/>
           </w:tcPr>
           <w:p>
             <w:r/>
@@ -386,15 +465,16 @@
         </w:tc>
         <w:tc>
           <w:tcPr>
-            <w:tcW w:type="dxa" w:w="1921"/>
+            <w:tcW w:type="dxa" w:w="3989"/>
             <w:vAlign w:val="center"/>
+            <w:tcW w:w="3988" w:type="dxa"/>
             <w:tcMar>
-              <w:top w:w="120" w:type="dxa"/>
-              <w:bottom w:w="120" w:type="dxa"/>
-              <w:left w:w="160" w:type="dxa"/>
-              <w:right w:w="160" w:type="dxa"/>
+              <w:top w:w="80" w:type="dxa"/>
+              <w:bottom w:w="80" w:type="dxa"/>
+              <w:left w:w="100" w:type="dxa"/>
+              <w:right w:w="100" w:type="dxa"/>
             </w:tcMar>
-            <w:shd w:fill="F8FAFC"/>
+            <w:shd w:fill="FFFFFF"/>
           </w:tcPr>
           <w:p>
             <w:r/>
@@ -411,15 +491,16 @@
         </w:tc>
         <w:tc>
           <w:tcPr>
-            <w:tcW w:type="dxa" w:w="1921"/>
+            <w:tcW w:type="dxa" w:w="1656"/>
             <w:vAlign w:val="center"/>
+            <w:tcW w:w="1655" w:type="dxa"/>
             <w:tcMar>
-              <w:top w:w="120" w:type="dxa"/>
-              <w:bottom w:w="120" w:type="dxa"/>
-              <w:left w:w="160" w:type="dxa"/>
-              <w:right w:w="160" w:type="dxa"/>
+              <w:top w:w="80" w:type="dxa"/>
+              <w:bottom w:w="80" w:type="dxa"/>
+              <w:left w:w="100" w:type="dxa"/>
+              <w:right w:w="100" w:type="dxa"/>
             </w:tcMar>
-            <w:shd w:fill="F8FAFC"/>
+            <w:shd w:fill="FFFFFF"/>
           </w:tcPr>
           <w:p>
             <w:r/>
@@ -440,49 +521,14 @@
         </w:tc>
         <w:tc>
           <w:tcPr>
-            <w:tcW w:type="dxa" w:w="1921"/>
+            <w:tcW w:type="dxa" w:w="1080"/>
             <w:vAlign w:val="center"/>
+            <w:tcW w:w="1080" w:type="dxa"/>
             <w:tcMar>
-              <w:top w:w="120" w:type="dxa"/>
-              <w:bottom w:w="120" w:type="dxa"/>
-              <w:left w:w="160" w:type="dxa"/>
-              <w:right w:w="160" w:type="dxa"/>
-            </w:tcMar>
-            <w:shd w:fill="F8FAFC"/>
-          </w:tcPr>
-          <w:p>
-            <w:r/>
-          </w:p>
-          <w:p>
-            <w:pPr>
-              <w:spacing w:before="0" w:after="40" w:line="276" w:lineRule="auto"/>
-              <w:jc w:val="left"/>
-            </w:pPr>
-            <w:r>
-              <w:t>[x] Đã truy cập tốt</w:t>
-            </w:r>
-          </w:p>
-          <w:p>
-            <w:pPr>
-              <w:spacing w:before="0" w:after="40" w:line="276" w:lineRule="auto"/>
-              <w:jc w:val="left"/>
-            </w:pPr>
-            <w:r>
-              <w:t>[x] Form lead hoạt động</w:t>
-            </w:r>
-          </w:p>
-        </w:tc>
-      </w:tr>
-      <w:tr>
-        <w:tc>
-          <w:tcPr>
-            <w:tcW w:type="dxa" w:w="1921"/>
-            <w:vAlign w:val="center"/>
-            <w:tcMar>
-              <w:top w:w="120" w:type="dxa"/>
-              <w:bottom w:w="120" w:type="dxa"/>
-              <w:left w:w="160" w:type="dxa"/>
-              <w:right w:w="160" w:type="dxa"/>
+              <w:top w:w="80" w:type="dxa"/>
+              <w:bottom w:w="80" w:type="dxa"/>
+              <w:left w:w="100" w:type="dxa"/>
+              <w:right w:w="100" w:type="dxa"/>
             </w:tcMar>
             <w:shd w:fill="FFFFFF"/>
           </w:tcPr>
@@ -492,7 +538,47 @@
           <w:p>
             <w:pPr>
               <w:spacing w:before="0" w:after="40" w:line="276" w:lineRule="auto"/>
-              <w:jc w:val="left"/>
+              <w:jc w:val="center"/>
+            </w:pPr>
+            <w:r>
+              <w:t>[x] Đã truy cập tốt</w:t>
+            </w:r>
+          </w:p>
+          <w:p>
+            <w:pPr>
+              <w:spacing w:before="0" w:after="40" w:line="276" w:lineRule="auto"/>
+              <w:jc w:val="center"/>
+            </w:pPr>
+            <w:r>
+              <w:t>[x] Form lead hoạt động</w:t>
+            </w:r>
+          </w:p>
+        </w:tc>
+      </w:tr>
+      <w:tr>
+        <w:trPr>
+          <w:cantSplit/>
+        </w:trPr>
+        <w:tc>
+          <w:tcPr>
+            <w:tcW w:type="dxa" w:w="936"/>
+            <w:vAlign w:val="center"/>
+            <w:tcW w:w="936" w:type="dxa"/>
+            <w:tcMar>
+              <w:top w:w="80" w:type="dxa"/>
+              <w:bottom w:w="80" w:type="dxa"/>
+              <w:left w:w="100" w:type="dxa"/>
+              <w:right w:w="100" w:type="dxa"/>
+            </w:tcMar>
+            <w:shd w:fill="FAFAFA"/>
+          </w:tcPr>
+          <w:p>
+            <w:r/>
+          </w:p>
+          <w:p>
+            <w:pPr>
+              <w:spacing w:before="0" w:after="40" w:line="276" w:lineRule="auto"/>
+              <w:jc w:val="center"/>
             </w:pPr>
             <w:r>
               <w:rPr>
@@ -504,15 +590,16 @@
         </w:tc>
         <w:tc>
           <w:tcPr>
-            <w:tcW w:type="dxa" w:w="1921"/>
+            <w:tcW w:type="dxa" w:w="2088"/>
             <w:vAlign w:val="center"/>
+            <w:tcW w:w="2088" w:type="dxa"/>
             <w:tcMar>
-              <w:top w:w="120" w:type="dxa"/>
-              <w:bottom w:w="120" w:type="dxa"/>
-              <w:left w:w="160" w:type="dxa"/>
-              <w:right w:w="160" w:type="dxa"/>
+              <w:top w:w="80" w:type="dxa"/>
+              <w:bottom w:w="80" w:type="dxa"/>
+              <w:left w:w="100" w:type="dxa"/>
+              <w:right w:w="100" w:type="dxa"/>
             </w:tcMar>
-            <w:shd w:fill="FFFFFF"/>
+            <w:shd w:fill="FAFAFA"/>
           </w:tcPr>
           <w:p>
             <w:r/>
@@ -532,15 +619,16 @@
         </w:tc>
         <w:tc>
           <w:tcPr>
-            <w:tcW w:type="dxa" w:w="1921"/>
+            <w:tcW w:type="dxa" w:w="3989"/>
             <w:vAlign w:val="center"/>
+            <w:tcW w:w="3988" w:type="dxa"/>
             <w:tcMar>
-              <w:top w:w="120" w:type="dxa"/>
-              <w:bottom w:w="120" w:type="dxa"/>
-              <w:left w:w="160" w:type="dxa"/>
-              <w:right w:w="160" w:type="dxa"/>
+              <w:top w:w="80" w:type="dxa"/>
+              <w:bottom w:w="80" w:type="dxa"/>
+              <w:left w:w="100" w:type="dxa"/>
+              <w:right w:w="100" w:type="dxa"/>
             </w:tcMar>
-            <w:shd w:fill="FFFFFF"/>
+            <w:shd w:fill="FAFAFA"/>
           </w:tcPr>
           <w:p>
             <w:r/>
@@ -557,15 +645,16 @@
         </w:tc>
         <w:tc>
           <w:tcPr>
-            <w:tcW w:type="dxa" w:w="1921"/>
+            <w:tcW w:type="dxa" w:w="1656"/>
             <w:vAlign w:val="center"/>
+            <w:tcW w:w="1655" w:type="dxa"/>
             <w:tcMar>
-              <w:top w:w="120" w:type="dxa"/>
-              <w:bottom w:w="120" w:type="dxa"/>
-              <w:left w:w="160" w:type="dxa"/>
-              <w:right w:w="160" w:type="dxa"/>
+              <w:top w:w="80" w:type="dxa"/>
+              <w:bottom w:w="80" w:type="dxa"/>
+              <w:left w:w="100" w:type="dxa"/>
+              <w:right w:w="100" w:type="dxa"/>
             </w:tcMar>
-            <w:shd w:fill="FFFFFF"/>
+            <w:shd w:fill="FAFAFA"/>
           </w:tcPr>
           <w:p>
             <w:r/>
@@ -598,13 +687,54 @@
         </w:tc>
         <w:tc>
           <w:tcPr>
-            <w:tcW w:type="dxa" w:w="1921"/>
+            <w:tcW w:type="dxa" w:w="1080"/>
             <w:vAlign w:val="center"/>
+            <w:tcW w:w="1080" w:type="dxa"/>
             <w:tcMar>
-              <w:top w:w="120" w:type="dxa"/>
-              <w:bottom w:w="120" w:type="dxa"/>
-              <w:left w:w="160" w:type="dxa"/>
-              <w:right w:w="160" w:type="dxa"/>
+              <w:top w:w="80" w:type="dxa"/>
+              <w:bottom w:w="80" w:type="dxa"/>
+              <w:left w:w="100" w:type="dxa"/>
+              <w:right w:w="100" w:type="dxa"/>
+            </w:tcMar>
+            <w:shd w:fill="FAFAFA"/>
+          </w:tcPr>
+          <w:p>
+            <w:r/>
+          </w:p>
+          <w:p>
+            <w:pPr>
+              <w:spacing w:before="0" w:after="40" w:line="276" w:lineRule="auto"/>
+              <w:jc w:val="center"/>
+            </w:pPr>
+            <w:r>
+              <w:t>[x] Đã đăng nhập</w:t>
+            </w:r>
+          </w:p>
+          <w:p>
+            <w:pPr>
+              <w:spacing w:before="0" w:after="40" w:line="276" w:lineRule="auto"/>
+              <w:jc w:val="center"/>
+            </w:pPr>
+            <w:r>
+              <w:t>[x] Đã đổi mật khẩu</w:t>
+            </w:r>
+          </w:p>
+        </w:tc>
+      </w:tr>
+      <w:tr>
+        <w:trPr>
+          <w:cantSplit/>
+        </w:trPr>
+        <w:tc>
+          <w:tcPr>
+            <w:tcW w:type="dxa" w:w="936"/>
+            <w:vAlign w:val="center"/>
+            <w:tcW w:w="936" w:type="dxa"/>
+            <w:tcMar>
+              <w:top w:w="80" w:type="dxa"/>
+              <w:bottom w:w="80" w:type="dxa"/>
+              <w:left w:w="100" w:type="dxa"/>
+              <w:right w:w="100" w:type="dxa"/>
             </w:tcMar>
             <w:shd w:fill="FFFFFF"/>
           </w:tcPr>
@@ -614,43 +744,7 @@
           <w:p>
             <w:pPr>
               <w:spacing w:before="0" w:after="40" w:line="276" w:lineRule="auto"/>
-              <w:jc w:val="left"/>
-            </w:pPr>
-            <w:r>
-              <w:t>[x] Đã đăng nhập</w:t>
-            </w:r>
-          </w:p>
-          <w:p>
-            <w:pPr>
-              <w:spacing w:before="0" w:after="40" w:line="276" w:lineRule="auto"/>
-              <w:jc w:val="left"/>
-            </w:pPr>
-            <w:r>
-              <w:t>[x] Đã đổi mật khẩu</w:t>
-            </w:r>
-          </w:p>
-        </w:tc>
-      </w:tr>
-      <w:tr>
-        <w:tc>
-          <w:tcPr>
-            <w:tcW w:type="dxa" w:w="1921"/>
-            <w:vAlign w:val="center"/>
-            <w:tcMar>
-              <w:top w:w="120" w:type="dxa"/>
-              <w:bottom w:w="120" w:type="dxa"/>
-              <w:left w:w="160" w:type="dxa"/>
-              <w:right w:w="160" w:type="dxa"/>
-            </w:tcMar>
-            <w:shd w:fill="F8FAFC"/>
-          </w:tcPr>
-          <w:p>
-            <w:r/>
-          </w:p>
-          <w:p>
-            <w:pPr>
-              <w:spacing w:before="0" w:after="40" w:line="276" w:lineRule="auto"/>
-              <w:jc w:val="left"/>
+              <w:jc w:val="center"/>
             </w:pPr>
             <w:r>
               <w:rPr>
@@ -662,15 +756,16 @@
         </w:tc>
         <w:tc>
           <w:tcPr>
-            <w:tcW w:type="dxa" w:w="1921"/>
+            <w:tcW w:type="dxa" w:w="2088"/>
             <w:vAlign w:val="center"/>
+            <w:tcW w:w="2088" w:type="dxa"/>
             <w:tcMar>
-              <w:top w:w="120" w:type="dxa"/>
-              <w:bottom w:w="120" w:type="dxa"/>
-              <w:left w:w="160" w:type="dxa"/>
-              <w:right w:w="160" w:type="dxa"/>
+              <w:top w:w="80" w:type="dxa"/>
+              <w:bottom w:w="80" w:type="dxa"/>
+              <w:left w:w="100" w:type="dxa"/>
+              <w:right w:w="100" w:type="dxa"/>
             </w:tcMar>
-            <w:shd w:fill="F8FAFC"/>
+            <w:shd w:fill="FFFFFF"/>
           </w:tcPr>
           <w:p>
             <w:r/>
@@ -690,15 +785,16 @@
         </w:tc>
         <w:tc>
           <w:tcPr>
-            <w:tcW w:type="dxa" w:w="1921"/>
+            <w:tcW w:type="dxa" w:w="3989"/>
             <w:vAlign w:val="center"/>
+            <w:tcW w:w="3988" w:type="dxa"/>
             <w:tcMar>
-              <w:top w:w="120" w:type="dxa"/>
-              <w:bottom w:w="120" w:type="dxa"/>
-              <w:left w:w="160" w:type="dxa"/>
-              <w:right w:w="160" w:type="dxa"/>
+              <w:top w:w="80" w:type="dxa"/>
+              <w:bottom w:w="80" w:type="dxa"/>
+              <w:left w:w="100" w:type="dxa"/>
+              <w:right w:w="100" w:type="dxa"/>
             </w:tcMar>
-            <w:shd w:fill="F8FAFC"/>
+            <w:shd w:fill="FFFFFF"/>
           </w:tcPr>
           <w:p>
             <w:r/>
@@ -715,15 +811,16 @@
         </w:tc>
         <w:tc>
           <w:tcPr>
-            <w:tcW w:type="dxa" w:w="1921"/>
+            <w:tcW w:type="dxa" w:w="1656"/>
             <w:vAlign w:val="center"/>
+            <w:tcW w:w="1655" w:type="dxa"/>
             <w:tcMar>
-              <w:top w:w="120" w:type="dxa"/>
-              <w:bottom w:w="120" w:type="dxa"/>
-              <w:left w:w="160" w:type="dxa"/>
-              <w:right w:w="160" w:type="dxa"/>
+              <w:top w:w="80" w:type="dxa"/>
+              <w:bottom w:w="80" w:type="dxa"/>
+              <w:left w:w="100" w:type="dxa"/>
+              <w:right w:w="100" w:type="dxa"/>
             </w:tcMar>
-            <w:shd w:fill="F8FAFC"/>
+            <w:shd w:fill="FFFFFF"/>
           </w:tcPr>
           <w:p>
             <w:r/>
@@ -753,49 +850,14 @@
         </w:tc>
         <w:tc>
           <w:tcPr>
-            <w:tcW w:type="dxa" w:w="1921"/>
+            <w:tcW w:type="dxa" w:w="1080"/>
             <w:vAlign w:val="center"/>
+            <w:tcW w:w="1080" w:type="dxa"/>
             <w:tcMar>
-              <w:top w:w="120" w:type="dxa"/>
-              <w:bottom w:w="120" w:type="dxa"/>
-              <w:left w:w="160" w:type="dxa"/>
-              <w:right w:w="160" w:type="dxa"/>
-            </w:tcMar>
-            <w:shd w:fill="F8FAFC"/>
-          </w:tcPr>
-          <w:p>
-            <w:r/>
-          </w:p>
-          <w:p>
-            <w:pPr>
-              <w:spacing w:before="0" w:after="40" w:line="276" w:lineRule="auto"/>
-              <w:jc w:val="left"/>
-            </w:pPr>
-            <w:r>
-              <w:t>[x] Đã nhận tài liệu</w:t>
-            </w:r>
-          </w:p>
-          <w:p>
-            <w:pPr>
-              <w:spacing w:before="0" w:after="40" w:line="276" w:lineRule="auto"/>
-              <w:jc w:val="left"/>
-            </w:pPr>
-            <w:r>
-              <w:t>[x] Nhân sự đã được hướng dẫn</w:t>
-            </w:r>
-          </w:p>
-        </w:tc>
-      </w:tr>
-      <w:tr>
-        <w:tc>
-          <w:tcPr>
-            <w:tcW w:type="dxa" w:w="1921"/>
-            <w:vAlign w:val="center"/>
-            <w:tcMar>
-              <w:top w:w="120" w:type="dxa"/>
-              <w:bottom w:w="120" w:type="dxa"/>
-              <w:left w:w="160" w:type="dxa"/>
-              <w:right w:w="160" w:type="dxa"/>
+              <w:top w:w="80" w:type="dxa"/>
+              <w:bottom w:w="80" w:type="dxa"/>
+              <w:left w:w="100" w:type="dxa"/>
+              <w:right w:w="100" w:type="dxa"/>
             </w:tcMar>
             <w:shd w:fill="FFFFFF"/>
           </w:tcPr>
@@ -805,7 +867,47 @@
           <w:p>
             <w:pPr>
               <w:spacing w:before="0" w:after="40" w:line="276" w:lineRule="auto"/>
-              <w:jc w:val="left"/>
+              <w:jc w:val="center"/>
+            </w:pPr>
+            <w:r>
+              <w:t>[x] Đã nhận tài liệu</w:t>
+            </w:r>
+          </w:p>
+          <w:p>
+            <w:pPr>
+              <w:spacing w:before="0" w:after="40" w:line="276" w:lineRule="auto"/>
+              <w:jc w:val="center"/>
+            </w:pPr>
+            <w:r>
+              <w:t>[x] Nhân sự đã được hướng dẫn</w:t>
+            </w:r>
+          </w:p>
+        </w:tc>
+      </w:tr>
+      <w:tr>
+        <w:trPr>
+          <w:cantSplit/>
+        </w:trPr>
+        <w:tc>
+          <w:tcPr>
+            <w:tcW w:type="dxa" w:w="936"/>
+            <w:vAlign w:val="center"/>
+            <w:tcW w:w="936" w:type="dxa"/>
+            <w:tcMar>
+              <w:top w:w="80" w:type="dxa"/>
+              <w:bottom w:w="80" w:type="dxa"/>
+              <w:left w:w="100" w:type="dxa"/>
+              <w:right w:w="100" w:type="dxa"/>
+            </w:tcMar>
+            <w:shd w:fill="FAFAFA"/>
+          </w:tcPr>
+          <w:p>
+            <w:r/>
+          </w:p>
+          <w:p>
+            <w:pPr>
+              <w:spacing w:before="0" w:after="40" w:line="276" w:lineRule="auto"/>
+              <w:jc w:val="center"/>
             </w:pPr>
             <w:r>
               <w:rPr>
@@ -817,15 +919,16 @@
         </w:tc>
         <w:tc>
           <w:tcPr>
-            <w:tcW w:type="dxa" w:w="1921"/>
+            <w:tcW w:type="dxa" w:w="2088"/>
             <w:vAlign w:val="center"/>
+            <w:tcW w:w="2088" w:type="dxa"/>
             <w:tcMar>
-              <w:top w:w="120" w:type="dxa"/>
-              <w:bottom w:w="120" w:type="dxa"/>
-              <w:left w:w="160" w:type="dxa"/>
-              <w:right w:w="160" w:type="dxa"/>
+              <w:top w:w="80" w:type="dxa"/>
+              <w:bottom w:w="80" w:type="dxa"/>
+              <w:left w:w="100" w:type="dxa"/>
+              <w:right w:w="100" w:type="dxa"/>
             </w:tcMar>
-            <w:shd w:fill="FFFFFF"/>
+            <w:shd w:fill="FAFAFA"/>
           </w:tcPr>
           <w:p>
             <w:r/>
@@ -845,15 +948,16 @@
         </w:tc>
         <w:tc>
           <w:tcPr>
-            <w:tcW w:type="dxa" w:w="1921"/>
+            <w:tcW w:type="dxa" w:w="3989"/>
             <w:vAlign w:val="center"/>
+            <w:tcW w:w="3988" w:type="dxa"/>
             <w:tcMar>
-              <w:top w:w="120" w:type="dxa"/>
-              <w:bottom w:w="120" w:type="dxa"/>
-              <w:left w:w="160" w:type="dxa"/>
-              <w:right w:w="160" w:type="dxa"/>
+              <w:top w:w="80" w:type="dxa"/>
+              <w:bottom w:w="80" w:type="dxa"/>
+              <w:left w:w="100" w:type="dxa"/>
+              <w:right w:w="100" w:type="dxa"/>
             </w:tcMar>
-            <w:shd w:fill="FFFFFF"/>
+            <w:shd w:fill="FAFAFA"/>
           </w:tcPr>
           <w:p>
             <w:r/>
@@ -870,15 +974,16 @@
         </w:tc>
         <w:tc>
           <w:tcPr>
-            <w:tcW w:type="dxa" w:w="1921"/>
+            <w:tcW w:type="dxa" w:w="1656"/>
             <w:vAlign w:val="center"/>
+            <w:tcW w:w="1655" w:type="dxa"/>
             <w:tcMar>
-              <w:top w:w="120" w:type="dxa"/>
-              <w:bottom w:w="120" w:type="dxa"/>
-              <w:left w:w="160" w:type="dxa"/>
-              <w:right w:w="160" w:type="dxa"/>
+              <w:top w:w="80" w:type="dxa"/>
+              <w:bottom w:w="80" w:type="dxa"/>
+              <w:left w:w="100" w:type="dxa"/>
+              <w:right w:w="100" w:type="dxa"/>
             </w:tcMar>
-            <w:shd w:fill="FFFFFF"/>
+            <w:shd w:fill="FAFAFA"/>
           </w:tcPr>
           <w:p>
             <w:r/>
@@ -908,13 +1013,45 @@
         </w:tc>
         <w:tc>
           <w:tcPr>
-            <w:tcW w:type="dxa" w:w="1921"/>
+            <w:tcW w:type="dxa" w:w="1080"/>
             <w:vAlign w:val="center"/>
+            <w:tcW w:w="1080" w:type="dxa"/>
             <w:tcMar>
-              <w:top w:w="120" w:type="dxa"/>
-              <w:bottom w:w="120" w:type="dxa"/>
-              <w:left w:w="160" w:type="dxa"/>
-              <w:right w:w="160" w:type="dxa"/>
+              <w:top w:w="80" w:type="dxa"/>
+              <w:bottom w:w="80" w:type="dxa"/>
+              <w:left w:w="100" w:type="dxa"/>
+              <w:right w:w="100" w:type="dxa"/>
+            </w:tcMar>
+            <w:shd w:fill="FAFAFA"/>
+          </w:tcPr>
+          <w:p>
+            <w:r/>
+          </w:p>
+          <w:p>
+            <w:pPr>
+              <w:spacing w:before="0" w:after="40" w:line="276" w:lineRule="auto"/>
+              <w:jc w:val="center"/>
+            </w:pPr>
+            <w:r>
+              <w:t>[x] Đã nhận đầy đủ file gốc</w:t>
+            </w:r>
+          </w:p>
+        </w:tc>
+      </w:tr>
+      <w:tr>
+        <w:trPr>
+          <w:cantSplit/>
+        </w:trPr>
+        <w:tc>
+          <w:tcPr>
+            <w:tcW w:type="dxa" w:w="936"/>
+            <w:vAlign w:val="center"/>
+            <w:tcW w:w="936" w:type="dxa"/>
+            <w:tcMar>
+              <w:top w:w="80" w:type="dxa"/>
+              <w:bottom w:w="80" w:type="dxa"/>
+              <w:left w:w="100" w:type="dxa"/>
+              <w:right w:w="100" w:type="dxa"/>
             </w:tcMar>
             <w:shd w:fill="FFFFFF"/>
           </w:tcPr>
@@ -924,34 +1061,7 @@
           <w:p>
             <w:pPr>
               <w:spacing w:before="0" w:after="40" w:line="276" w:lineRule="auto"/>
-              <w:jc w:val="left"/>
-            </w:pPr>
-            <w:r>
-              <w:t>[x] Đã nhận đầy đủ file gốc</w:t>
-            </w:r>
-          </w:p>
-        </w:tc>
-      </w:tr>
-      <w:tr>
-        <w:tc>
-          <w:tcPr>
-            <w:tcW w:type="dxa" w:w="1921"/>
-            <w:vAlign w:val="center"/>
-            <w:tcMar>
-              <w:top w:w="120" w:type="dxa"/>
-              <w:bottom w:w="120" w:type="dxa"/>
-              <w:left w:w="160" w:type="dxa"/>
-              <w:right w:w="160" w:type="dxa"/>
-            </w:tcMar>
-            <w:shd w:fill="F8FAFC"/>
-          </w:tcPr>
-          <w:p>
-            <w:r/>
-          </w:p>
-          <w:p>
-            <w:pPr>
-              <w:spacing w:before="0" w:after="40" w:line="276" w:lineRule="auto"/>
-              <w:jc w:val="left"/>
+              <w:jc w:val="center"/>
             </w:pPr>
             <w:r>
               <w:rPr>
@@ -963,15 +1073,16 @@
         </w:tc>
         <w:tc>
           <w:tcPr>
-            <w:tcW w:type="dxa" w:w="1921"/>
+            <w:tcW w:type="dxa" w:w="2088"/>
             <w:vAlign w:val="center"/>
+            <w:tcW w:w="2088" w:type="dxa"/>
             <w:tcMar>
-              <w:top w:w="120" w:type="dxa"/>
-              <w:bottom w:w="120" w:type="dxa"/>
-              <w:left w:w="160" w:type="dxa"/>
-              <w:right w:w="160" w:type="dxa"/>
+              <w:top w:w="80" w:type="dxa"/>
+              <w:bottom w:w="80" w:type="dxa"/>
+              <w:left w:w="100" w:type="dxa"/>
+              <w:right w:w="100" w:type="dxa"/>
             </w:tcMar>
-            <w:shd w:fill="F8FAFC"/>
+            <w:shd w:fill="FFFFFF"/>
           </w:tcPr>
           <w:p>
             <w:r/>
@@ -991,15 +1102,16 @@
         </w:tc>
         <w:tc>
           <w:tcPr>
-            <w:tcW w:type="dxa" w:w="1921"/>
+            <w:tcW w:type="dxa" w:w="3989"/>
             <w:vAlign w:val="center"/>
+            <w:tcW w:w="3988" w:type="dxa"/>
             <w:tcMar>
-              <w:top w:w="120" w:type="dxa"/>
-              <w:bottom w:w="120" w:type="dxa"/>
-              <w:left w:w="160" w:type="dxa"/>
-              <w:right w:w="160" w:type="dxa"/>
+              <w:top w:w="80" w:type="dxa"/>
+              <w:bottom w:w="80" w:type="dxa"/>
+              <w:left w:w="100" w:type="dxa"/>
+              <w:right w:w="100" w:type="dxa"/>
             </w:tcMar>
-            <w:shd w:fill="F8FAFC"/>
+            <w:shd w:fill="FFFFFF"/>
           </w:tcPr>
           <w:p>
             <w:r/>
@@ -1016,15 +1128,16 @@
         </w:tc>
         <w:tc>
           <w:tcPr>
-            <w:tcW w:type="dxa" w:w="1921"/>
+            <w:tcW w:type="dxa" w:w="1656"/>
             <w:vAlign w:val="center"/>
+            <w:tcW w:w="1655" w:type="dxa"/>
             <w:tcMar>
-              <w:top w:w="120" w:type="dxa"/>
-              <w:bottom w:w="120" w:type="dxa"/>
-              <w:left w:w="160" w:type="dxa"/>
-              <w:right w:w="160" w:type="dxa"/>
+              <w:top w:w="80" w:type="dxa"/>
+              <w:bottom w:w="80" w:type="dxa"/>
+              <w:left w:w="100" w:type="dxa"/>
+              <w:right w:w="100" w:type="dxa"/>
             </w:tcMar>
-            <w:shd w:fill="F8FAFC"/>
+            <w:shd w:fill="FFFFFF"/>
           </w:tcPr>
           <w:p>
             <w:r/>
@@ -1060,49 +1173,14 @@
         </w:tc>
         <w:tc>
           <w:tcPr>
-            <w:tcW w:type="dxa" w:w="1921"/>
+            <w:tcW w:type="dxa" w:w="1080"/>
             <w:vAlign w:val="center"/>
+            <w:tcW w:w="1080" w:type="dxa"/>
             <w:tcMar>
-              <w:top w:w="120" w:type="dxa"/>
-              <w:bottom w:w="120" w:type="dxa"/>
-              <w:left w:w="160" w:type="dxa"/>
-              <w:right w:w="160" w:type="dxa"/>
-            </w:tcMar>
-            <w:shd w:fill="F8FAFC"/>
-          </w:tcPr>
-          <w:p>
-            <w:r/>
-          </w:p>
-          <w:p>
-            <w:pPr>
-              <w:spacing w:before="0" w:after="40" w:line="276" w:lineRule="auto"/>
-              <w:jc w:val="left"/>
-            </w:pPr>
-            <w:r>
-              <w:t>[x] Đã nhận quyền Owner</w:t>
-            </w:r>
-          </w:p>
-          <w:p>
-            <w:pPr>
-              <w:spacing w:before="0" w:after="40" w:line="276" w:lineRule="auto"/>
-              <w:jc w:val="left"/>
-            </w:pPr>
-            <w:r>
-              <w:t>[x] Đã kiểm tra thông tin</w:t>
-            </w:r>
-          </w:p>
-        </w:tc>
-      </w:tr>
-      <w:tr>
-        <w:tc>
-          <w:tcPr>
-            <w:tcW w:type="dxa" w:w="1921"/>
-            <w:vAlign w:val="center"/>
-            <w:tcMar>
-              <w:top w:w="120" w:type="dxa"/>
-              <w:bottom w:w="120" w:type="dxa"/>
-              <w:left w:w="160" w:type="dxa"/>
-              <w:right w:w="160" w:type="dxa"/>
+              <w:top w:w="80" w:type="dxa"/>
+              <w:bottom w:w="80" w:type="dxa"/>
+              <w:left w:w="100" w:type="dxa"/>
+              <w:right w:w="100" w:type="dxa"/>
             </w:tcMar>
             <w:shd w:fill="FFFFFF"/>
           </w:tcPr>
@@ -1112,7 +1190,47 @@
           <w:p>
             <w:pPr>
               <w:spacing w:before="0" w:after="40" w:line="276" w:lineRule="auto"/>
-              <w:jc w:val="left"/>
+              <w:jc w:val="center"/>
+            </w:pPr>
+            <w:r>
+              <w:t>[x] Đã nhận quyền Owner</w:t>
+            </w:r>
+          </w:p>
+          <w:p>
+            <w:pPr>
+              <w:spacing w:before="0" w:after="40" w:line="276" w:lineRule="auto"/>
+              <w:jc w:val="center"/>
+            </w:pPr>
+            <w:r>
+              <w:t>[x] Đã kiểm tra thông tin</w:t>
+            </w:r>
+          </w:p>
+        </w:tc>
+      </w:tr>
+      <w:tr>
+        <w:trPr>
+          <w:cantSplit/>
+        </w:trPr>
+        <w:tc>
+          <w:tcPr>
+            <w:tcW w:type="dxa" w:w="936"/>
+            <w:vAlign w:val="center"/>
+            <w:tcW w:w="936" w:type="dxa"/>
+            <w:tcMar>
+              <w:top w:w="80" w:type="dxa"/>
+              <w:bottom w:w="80" w:type="dxa"/>
+              <w:left w:w="100" w:type="dxa"/>
+              <w:right w:w="100" w:type="dxa"/>
+            </w:tcMar>
+            <w:shd w:fill="FAFAFA"/>
+          </w:tcPr>
+          <w:p>
+            <w:r/>
+          </w:p>
+          <w:p>
+            <w:pPr>
+              <w:spacing w:before="0" w:after="40" w:line="276" w:lineRule="auto"/>
+              <w:jc w:val="center"/>
             </w:pPr>
             <w:r>
               <w:rPr>
@@ -1124,15 +1242,16 @@
         </w:tc>
         <w:tc>
           <w:tcPr>
-            <w:tcW w:type="dxa" w:w="1921"/>
+            <w:tcW w:type="dxa" w:w="2088"/>
             <w:vAlign w:val="center"/>
+            <w:tcW w:w="2088" w:type="dxa"/>
             <w:tcMar>
-              <w:top w:w="120" w:type="dxa"/>
-              <w:bottom w:w="120" w:type="dxa"/>
-              <w:left w:w="160" w:type="dxa"/>
-              <w:right w:w="160" w:type="dxa"/>
+              <w:top w:w="80" w:type="dxa"/>
+              <w:bottom w:w="80" w:type="dxa"/>
+              <w:left w:w="100" w:type="dxa"/>
+              <w:right w:w="100" w:type="dxa"/>
             </w:tcMar>
-            <w:shd w:fill="FFFFFF"/>
+            <w:shd w:fill="FAFAFA"/>
           </w:tcPr>
           <w:p>
             <w:r/>
@@ -1152,15 +1271,16 @@
         </w:tc>
         <w:tc>
           <w:tcPr>
-            <w:tcW w:type="dxa" w:w="1921"/>
+            <w:tcW w:type="dxa" w:w="3989"/>
             <w:vAlign w:val="center"/>
+            <w:tcW w:w="3988" w:type="dxa"/>
             <w:tcMar>
-              <w:top w:w="120" w:type="dxa"/>
-              <w:bottom w:w="120" w:type="dxa"/>
-              <w:left w:w="160" w:type="dxa"/>
-              <w:right w:w="160" w:type="dxa"/>
+              <w:top w:w="80" w:type="dxa"/>
+              <w:bottom w:w="80" w:type="dxa"/>
+              <w:left w:w="100" w:type="dxa"/>
+              <w:right w:w="100" w:type="dxa"/>
             </w:tcMar>
-            <w:shd w:fill="FFFFFF"/>
+            <w:shd w:fill="FAFAFA"/>
           </w:tcPr>
           <w:p>
             <w:r/>
@@ -1177,15 +1297,16 @@
         </w:tc>
         <w:tc>
           <w:tcPr>
-            <w:tcW w:type="dxa" w:w="1921"/>
+            <w:tcW w:type="dxa" w:w="1656"/>
             <w:vAlign w:val="center"/>
+            <w:tcW w:w="1655" w:type="dxa"/>
             <w:tcMar>
-              <w:top w:w="120" w:type="dxa"/>
-              <w:bottom w:w="120" w:type="dxa"/>
-              <w:left w:w="160" w:type="dxa"/>
-              <w:right w:w="160" w:type="dxa"/>
+              <w:top w:w="80" w:type="dxa"/>
+              <w:bottom w:w="80" w:type="dxa"/>
+              <w:left w:w="100" w:type="dxa"/>
+              <w:right w:w="100" w:type="dxa"/>
             </w:tcMar>
-            <w:shd w:fill="FFFFFF"/>
+            <w:shd w:fill="FAFAFA"/>
           </w:tcPr>
           <w:p>
             <w:r/>
@@ -1215,15 +1336,16 @@
         </w:tc>
         <w:tc>
           <w:tcPr>
-            <w:tcW w:type="dxa" w:w="1921"/>
+            <w:tcW w:type="dxa" w:w="1080"/>
             <w:vAlign w:val="center"/>
+            <w:tcW w:w="1080" w:type="dxa"/>
             <w:tcMar>
-              <w:top w:w="120" w:type="dxa"/>
-              <w:bottom w:w="120" w:type="dxa"/>
-              <w:left w:w="160" w:type="dxa"/>
-              <w:right w:w="160" w:type="dxa"/>
+              <w:top w:w="80" w:type="dxa"/>
+              <w:bottom w:w="80" w:type="dxa"/>
+              <w:left w:w="100" w:type="dxa"/>
+              <w:right w:w="100" w:type="dxa"/>
             </w:tcMar>
-            <w:shd w:fill="FFFFFF"/>
+            <w:shd w:fill="FAFAFA"/>
           </w:tcPr>
           <w:p>
             <w:r/>
@@ -1231,7 +1353,7 @@
           <w:p>
             <w:pPr>
               <w:spacing w:before="0" w:after="40" w:line="276" w:lineRule="auto"/>
-              <w:jc w:val="left"/>
+              <w:jc w:val="center"/>
             </w:pPr>
             <w:r>
               <w:t>[x] Đã bàn giao mã nguồn</w:t>
@@ -1247,33 +1369,22 @@
     </w:p>
     <w:p>
       <w:pPr>
-        <w:spacing w:after="120" w:before="80"/>
-      </w:pPr>
-      <w:r>
-        <w:rPr>
-          <w:color w:val="CBD5E1"/>
-        </w:rPr>
-        <w:t>―――――――――――――――――――――――――――――――――――――――――――――――――――――――</w:t>
-      </w:r>
-    </w:p>
-    <w:p>
-      <w:pPr>
-        <w:spacing w:before="160" w:after="60"/>
+        <w:spacing w:before="180" w:after="60" w:line="276" w:lineRule="auto"/>
+        <w:jc w:val="left"/>
       </w:pPr>
       <w:r>
         <w:rPr>
           <w:b/>
-          <w:color w:val="0D7647"/>
-          <w:sz w:val="23"/>
+          <w:color w:val="0F172A"/>
+          <w:sz w:val="22"/>
         </w:rPr>
         <w:t>PHẦN II: XÁC LẬP CHUYỂN GIAO QUYỀN SỞ HỮU TRÍ TUỆ</w:t>
       </w:r>
     </w:p>
     <w:p>
       <w:pPr>
-        <w:spacing w:after="60" w:before="20" w:line="276" w:lineRule="auto"/>
-        <w:ind w:left="288"/>
-        <w:jc w:val="left"/>
+        <w:spacing w:before="20" w:after="60" w:line="276" w:lineRule="auto"/>
+        <w:jc w:val="both"/>
       </w:pPr>
       <w:r>
         <w:t xml:space="preserve">1. </w:t>
@@ -1290,8 +1401,7 @@
       <w:r>
         <w:rPr>
           <w:rFonts w:ascii="Consolas" w:hAnsi="Consolas"/>
-          <w:color w:val="B42828"/>
-          <w:sz w:val="20"/>
+          <w:sz w:val="19"/>
         </w:rPr>
         <w:t>LM-IP-APP-12</w:t>
       </w:r>
@@ -1301,9 +1411,8 @@
     </w:p>
     <w:p>
       <w:pPr>
-        <w:spacing w:after="60" w:before="20" w:line="276" w:lineRule="auto"/>
-        <w:ind w:left="288"/>
-        <w:jc w:val="left"/>
+        <w:spacing w:before="20" w:after="60" w:line="276" w:lineRule="auto"/>
+        <w:jc w:val="both"/>
       </w:pPr>
       <w:r>
         <w:t xml:space="preserve">2. </w:t>
@@ -1320,33 +1429,22 @@
     </w:p>
     <w:p>
       <w:pPr>
-        <w:spacing w:after="120" w:before="80"/>
-      </w:pPr>
-      <w:r>
-        <w:rPr>
-          <w:color w:val="CBD5E1"/>
-        </w:rPr>
-        <w:t>―――――――――――――――――――――――――――――――――――――――――――――――――――――――</w:t>
-      </w:r>
-    </w:p>
-    <w:p>
-      <w:pPr>
-        <w:spacing w:before="160" w:after="60"/>
+        <w:spacing w:before="180" w:after="60" w:line="276" w:lineRule="auto"/>
+        <w:jc w:val="left"/>
       </w:pPr>
       <w:r>
         <w:rPr>
           <w:b/>
-          <w:color w:val="0D7647"/>
-          <w:sz w:val="23"/>
+          <w:color w:val="0F172A"/>
+          <w:sz w:val="22"/>
         </w:rPr>
         <w:t>PHẦN III: TRÁCH NHIỆM BẢO MẬT SAU KHI TIẾP NHẬN</w:t>
       </w:r>
     </w:p>
     <w:p>
       <w:pPr>
-        <w:spacing w:after="60" w:before="20" w:line="276" w:lineRule="auto"/>
-        <w:ind w:left="288"/>
-        <w:jc w:val="left"/>
+        <w:spacing w:before="20" w:after="60" w:line="276" w:lineRule="auto"/>
+        <w:jc w:val="both"/>
       </w:pPr>
       <w:r>
         <w:t>1. Bên A xác nhận đã tiếp nhận đầy đủ quyền quản trị, hướng dẫn sử dụng và kiểm tra tính toàn vẹn của hệ thống.</w:t>
@@ -1354,9 +1452,8 @@
     </w:p>
     <w:p>
       <w:pPr>
-        <w:spacing w:after="60" w:before="20" w:line="276" w:lineRule="auto"/>
-        <w:ind w:left="288"/>
-        <w:jc w:val="left"/>
+        <w:spacing w:before="20" w:after="60" w:line="276" w:lineRule="auto"/>
+        <w:jc w:val="both"/>
       </w:pPr>
       <w:r>
         <w:t>2. Bên A cam kết:</w:t>
@@ -1364,39 +1461,38 @@
     </w:p>
     <w:p>
       <w:pPr>
-        <w:spacing w:after="60" w:before="20" w:line="276" w:lineRule="auto"/>
+        <w:spacing w:before="20" w:after="40" w:line="276" w:lineRule="auto"/>
         <w:ind w:left="360"/>
-        <w:jc w:val="left"/>
+        <w:jc w:val="both"/>
       </w:pPr>
       <w:r>
-        <w:t>•  Ngay lập tức đổi toàn bộ mật khẩu đăng nhập của trang quản trị website, email hosting, và kích hoạt xác thực 2 bước (2FA);</w:t>
+        <w:t>Ngay lập tức đổi toàn bộ mật khẩu đăng nhập của trang quản trị website, email hosting, và kích hoạt xác thực 2 bước (2FA);</w:t>
       </w:r>
     </w:p>
     <w:p>
       <w:pPr>
-        <w:spacing w:after="60" w:before="20" w:line="276" w:lineRule="auto"/>
+        <w:spacing w:before="20" w:after="40" w:line="276" w:lineRule="auto"/>
         <w:ind w:left="360"/>
-        <w:jc w:val="left"/>
+        <w:jc w:val="both"/>
       </w:pPr>
       <w:r>
-        <w:t>•  Tự chịu trách nhiệm quản lý, phân quyền cho nhân viên nội bộ và bảo mật thông tin đăng nhập kể từ thời điểm ký biên bản này;</w:t>
+        <w:t>Tự chịu trách nhiệm quản lý, phân quyền cho nhân viên nội bộ và bảo mật thông tin đăng nhập kể từ thời điểm ký biên bản này;</w:t>
       </w:r>
     </w:p>
     <w:p>
       <w:pPr>
-        <w:spacing w:after="60" w:before="20" w:line="276" w:lineRule="auto"/>
+        <w:spacing w:before="20" w:after="40" w:line="276" w:lineRule="auto"/>
         <w:ind w:left="360"/>
-        <w:jc w:val="left"/>
+        <w:jc w:val="both"/>
       </w:pPr>
       <w:r>
-        <w:t>•  Không can thiệp sửa đổi các cấu hình lõi máy chủ khi chưa hiểu rõ kỹ thuật để tránh làm gián đoạn dịch vụ.</w:t>
+        <w:t>Không can thiệp sửa đổi các cấu hình lõi máy chủ khi chưa hiểu rõ kỹ thuật để tránh làm gián đoạn dịch vụ.</w:t>
       </w:r>
     </w:p>
     <w:p>
       <w:pPr>
-        <w:spacing w:after="60" w:before="20" w:line="276" w:lineRule="auto"/>
-        <w:ind w:left="288"/>
-        <w:jc w:val="left"/>
+        <w:spacing w:before="20" w:after="60" w:line="276" w:lineRule="auto"/>
+        <w:jc w:val="both"/>
       </w:pPr>
       <w:r>
         <w:t>3. Bên B được miễn trừ hoàn toàn trách nhiệm đối với các sự cố mất mát dữ liệu, lộ mật khẩu hoặc lỗi hệ thống do hành vi tự ý chỉnh sửa của nhân sự Bên A gây ra sau thời điểm bàn giao.</w:t>
@@ -1404,8 +1500,8 @@
     </w:p>
     <w:p>
       <w:pPr>
-        <w:spacing w:after="80" w:before="0" w:line="276" w:lineRule="auto"/>
-        <w:jc w:val="left"/>
+        <w:spacing w:before="20" w:after="60" w:line="276" w:lineRule="auto"/>
+        <w:jc w:val="both"/>
       </w:pPr>
       <w:r>
         <w:t>Biên bản này được lập thành 02 (hai) bản gốc bằng tiếng Việt có giá trị pháp lý như nhau, mỗi Bên giữ 01 (một) bản làm chứng từ lưu trữ pháp lý và kế toán.</w:t>
@@ -1413,24 +1509,14 @@
     </w:p>
     <w:p>
       <w:pPr>
-        <w:spacing w:after="120" w:before="80"/>
-      </w:pPr>
-      <w:r>
-        <w:rPr>
-          <w:color w:val="CBD5E1"/>
-        </w:rPr>
-        <w:t>―――――――――――――――――――――――――――――――――――――――――――――――――――――――</w:t>
-      </w:r>
-    </w:p>
-    <w:p>
-      <w:pPr>
-        <w:spacing w:before="160" w:after="60"/>
+        <w:spacing w:before="180" w:after="60" w:line="276" w:lineRule="auto"/>
+        <w:jc w:val="left"/>
       </w:pPr>
       <w:r>
         <w:rPr>
           <w:b/>
-          <w:color w:val="0D7647"/>
-          <w:sz w:val="23"/>
+          <w:color w:val="0F172A"/>
+          <w:sz w:val="22"/>
         </w:rPr>
         <w:t>KÝ XÁC NHẬN CỦA ĐẠI DIỆN HAI BÊN:</w:t>
       </w:r>
@@ -1450,21 +1536,25 @@
         </w:tblBorders>
       </w:tblPr>
       <w:tblGrid>
-        <w:gridCol w:w="4802"/>
-        <w:gridCol w:w="4802"/>
+        <w:gridCol w:w="4874"/>
+        <w:gridCol w:w="4874"/>
       </w:tblGrid>
       <w:tr>
+        <w:trPr>
+          <w:cantSplit/>
+        </w:trPr>
         <w:tc>
           <w:tcPr>
-            <w:tcW w:type="dxa" w:w="4802"/>
+            <w:tcW w:type="dxa" w:w="4867"/>
             <w:vAlign w:val="center"/>
+            <w:tcW w:w="4867" w:type="dxa"/>
             <w:tcMar>
-              <w:top w:w="120" w:type="dxa"/>
-              <w:bottom w:w="120" w:type="dxa"/>
-              <w:left w:w="160" w:type="dxa"/>
-              <w:right w:w="160" w:type="dxa"/>
+              <w:top w:w="90" w:type="dxa"/>
+              <w:bottom w:w="90" w:type="dxa"/>
+              <w:left w:w="100" w:type="dxa"/>
+              <w:right w:w="100" w:type="dxa"/>
             </w:tcMar>
-            <w:shd w:fill="EDF7F1"/>
+            <w:shd w:fill="F8FAFC"/>
           </w:tcPr>
           <w:p>
             <w:r/>
@@ -1477,7 +1567,7 @@
             <w:r>
               <w:rPr>
                 <w:b/>
-                <w:color w:val="0D7647"/>
+                <w:sz w:val="20"/>
               </w:rPr>
               <w:t>ĐẠI DIỆN BÊN TIẾP NHẬN (KHÁCH HÀNG)</w:t>
             </w:r>
@@ -1485,15 +1575,16 @@
         </w:tc>
         <w:tc>
           <w:tcPr>
-            <w:tcW w:type="dxa" w:w="4802"/>
+            <w:tcW w:type="dxa" w:w="4882"/>
             <w:vAlign w:val="center"/>
+            <w:tcW w:w="4881" w:type="dxa"/>
             <w:tcMar>
-              <w:top w:w="120" w:type="dxa"/>
-              <w:bottom w:w="120" w:type="dxa"/>
-              <w:left w:w="160" w:type="dxa"/>
-              <w:right w:w="160" w:type="dxa"/>
+              <w:top w:w="90" w:type="dxa"/>
+              <w:bottom w:w="90" w:type="dxa"/>
+              <w:left w:w="100" w:type="dxa"/>
+              <w:right w:w="100" w:type="dxa"/>
             </w:tcMar>
-            <w:shd w:fill="EDF7F1"/>
+            <w:shd w:fill="F8FAFC"/>
           </w:tcPr>
           <w:p>
             <w:r/>
@@ -1506,7 +1597,7 @@
             <w:r>
               <w:rPr>
                 <w:b/>
-                <w:color w:val="0D7647"/>
+                <w:sz w:val="20"/>
               </w:rPr>
               <w:t>ĐẠI DIỆN BÊN BÀN GIAO (LOCALMATE)</w:t>
             </w:r>
@@ -1514,17 +1605,21 @@
         </w:tc>
       </w:tr>
       <w:tr>
+        <w:trPr>
+          <w:cantSplit/>
+        </w:trPr>
         <w:tc>
           <w:tcPr>
-            <w:tcW w:type="dxa" w:w="4802"/>
+            <w:tcW w:type="dxa" w:w="4867"/>
             <w:vAlign w:val="center"/>
+            <w:tcW w:w="4867" w:type="dxa"/>
             <w:tcMar>
-              <w:top w:w="120" w:type="dxa"/>
-              <w:bottom w:w="120" w:type="dxa"/>
-              <w:left w:w="160" w:type="dxa"/>
-              <w:right w:w="160" w:type="dxa"/>
+              <w:top w:w="80" w:type="dxa"/>
+              <w:bottom w:w="80" w:type="dxa"/>
+              <w:left w:w="100" w:type="dxa"/>
+              <w:right w:w="100" w:type="dxa"/>
             </w:tcMar>
-            <w:shd w:fill="F8FAFC"/>
+            <w:shd w:fill="FFFFFF"/>
           </w:tcPr>
           <w:p>
             <w:r/>
@@ -1544,15 +1639,16 @@
         </w:tc>
         <w:tc>
           <w:tcPr>
-            <w:tcW w:type="dxa" w:w="4802"/>
+            <w:tcW w:type="dxa" w:w="4882"/>
             <w:vAlign w:val="center"/>
+            <w:tcW w:w="4881" w:type="dxa"/>
             <w:tcMar>
-              <w:top w:w="120" w:type="dxa"/>
-              <w:bottom w:w="120" w:type="dxa"/>
-              <w:left w:w="160" w:type="dxa"/>
-              <w:right w:w="160" w:type="dxa"/>
+              <w:top w:w="80" w:type="dxa"/>
+              <w:bottom w:w="80" w:type="dxa"/>
+              <w:left w:w="100" w:type="dxa"/>
+              <w:right w:w="100" w:type="dxa"/>
             </w:tcMar>
-            <w:shd w:fill="F8FAFC"/>
+            <w:shd w:fill="FFFFFF"/>
           </w:tcPr>
           <w:p>
             <w:r/>
@@ -1572,99 +1668,60 @@
         </w:tc>
       </w:tr>
       <w:tr>
+        <w:trPr>
+          <w:cantSplit/>
+        </w:trPr>
         <w:tc>
           <w:tcPr>
-            <w:tcW w:type="dxa" w:w="4802"/>
+            <w:tcW w:type="dxa" w:w="4867"/>
             <w:vAlign w:val="center"/>
+            <w:tcW w:w="4867" w:type="dxa"/>
             <w:tcMar>
-              <w:top w:w="120" w:type="dxa"/>
-              <w:bottom w:w="120" w:type="dxa"/>
-              <w:left w:w="160" w:type="dxa"/>
-              <w:right w:w="160" w:type="dxa"/>
+              <w:top w:w="80" w:type="dxa"/>
+              <w:bottom w:w="80" w:type="dxa"/>
+              <w:left w:w="100" w:type="dxa"/>
+              <w:right w:w="100" w:type="dxa"/>
             </w:tcMar>
-            <w:shd w:fill="FFFFFF"/>
+            <w:shd w:fill="FAFAFA"/>
           </w:tcPr>
           <w:p>
             <w:r/>
           </w:p>
-          <w:p>
-            <w:pPr>
-              <w:spacing w:before="0" w:after="40" w:line="276" w:lineRule="auto"/>
-              <w:jc w:val="left"/>
-            </w:pPr>
-          </w:p>
-          <w:p>
-            <w:pPr>
-              <w:spacing w:before="0" w:after="40" w:line="276" w:lineRule="auto"/>
-              <w:jc w:val="left"/>
-            </w:pPr>
-          </w:p>
-          <w:p>
-            <w:pPr>
-              <w:spacing w:before="0" w:after="40" w:line="276" w:lineRule="auto"/>
-              <w:jc w:val="left"/>
-            </w:pPr>
-          </w:p>
-          <w:p>
-            <w:pPr>
-              <w:spacing w:before="0" w:after="40" w:line="276" w:lineRule="auto"/>
-              <w:jc w:val="left"/>
-            </w:pPr>
-          </w:p>
         </w:tc>
         <w:tc>
           <w:tcPr>
-            <w:tcW w:type="dxa" w:w="4802"/>
+            <w:tcW w:type="dxa" w:w="4882"/>
             <w:vAlign w:val="center"/>
+            <w:tcW w:w="4881" w:type="dxa"/>
             <w:tcMar>
-              <w:top w:w="120" w:type="dxa"/>
-              <w:bottom w:w="120" w:type="dxa"/>
-              <w:left w:w="160" w:type="dxa"/>
-              <w:right w:w="160" w:type="dxa"/>
+              <w:top w:w="80" w:type="dxa"/>
+              <w:bottom w:w="80" w:type="dxa"/>
+              <w:left w:w="100" w:type="dxa"/>
+              <w:right w:w="100" w:type="dxa"/>
             </w:tcMar>
-            <w:shd w:fill="FFFFFF"/>
+            <w:shd w:fill="FAFAFA"/>
           </w:tcPr>
           <w:p>
             <w:r/>
           </w:p>
-          <w:p>
-            <w:pPr>
-              <w:spacing w:before="0" w:after="40" w:line="276" w:lineRule="auto"/>
-              <w:jc w:val="left"/>
-            </w:pPr>
-          </w:p>
-          <w:p>
-            <w:pPr>
-              <w:spacing w:before="0" w:after="40" w:line="276" w:lineRule="auto"/>
-              <w:jc w:val="left"/>
-            </w:pPr>
-          </w:p>
-          <w:p>
-            <w:pPr>
-              <w:spacing w:before="0" w:after="40" w:line="276" w:lineRule="auto"/>
-              <w:jc w:val="left"/>
-            </w:pPr>
-          </w:p>
-          <w:p>
-            <w:pPr>
-              <w:spacing w:before="0" w:after="40" w:line="276" w:lineRule="auto"/>
-              <w:jc w:val="left"/>
-            </w:pPr>
-          </w:p>
         </w:tc>
       </w:tr>
       <w:tr>
+        <w:trPr>
+          <w:cantSplit/>
+        </w:trPr>
         <w:tc>
           <w:tcPr>
-            <w:tcW w:type="dxa" w:w="4802"/>
+            <w:tcW w:type="dxa" w:w="4867"/>
             <w:vAlign w:val="center"/>
+            <w:tcW w:w="4867" w:type="dxa"/>
             <w:tcMar>
-              <w:top w:w="120" w:type="dxa"/>
-              <w:bottom w:w="120" w:type="dxa"/>
-              <w:left w:w="160" w:type="dxa"/>
-              <w:right w:w="160" w:type="dxa"/>
+              <w:top w:w="80" w:type="dxa"/>
+              <w:bottom w:w="80" w:type="dxa"/>
+              <w:left w:w="100" w:type="dxa"/>
+              <w:right w:w="100" w:type="dxa"/>
             </w:tcMar>
-            <w:shd w:fill="F8FAFC"/>
+            <w:shd w:fill="FFFFFF"/>
           </w:tcPr>
           <w:p>
             <w:r/>
@@ -1687,15 +1744,16 @@
         </w:tc>
         <w:tc>
           <w:tcPr>
-            <w:tcW w:type="dxa" w:w="4802"/>
+            <w:tcW w:type="dxa" w:w="4882"/>
             <w:vAlign w:val="center"/>
+            <w:tcW w:w="4881" w:type="dxa"/>
             <w:tcMar>
-              <w:top w:w="120" w:type="dxa"/>
-              <w:bottom w:w="120" w:type="dxa"/>
-              <w:left w:w="160" w:type="dxa"/>
-              <w:right w:w="160" w:type="dxa"/>
+              <w:top w:w="80" w:type="dxa"/>
+              <w:bottom w:w="80" w:type="dxa"/>
+              <w:left w:w="100" w:type="dxa"/>
+              <w:right w:w="100" w:type="dxa"/>
             </w:tcMar>
-            <w:shd w:fill="F8FAFC"/>
+            <w:shd w:fill="FFFFFF"/>
           </w:tcPr>
           <w:p>
             <w:r/>
@@ -1718,17 +1776,21 @@
         </w:tc>
       </w:tr>
       <w:tr>
+        <w:trPr>
+          <w:cantSplit/>
+        </w:trPr>
         <w:tc>
           <w:tcPr>
-            <w:tcW w:type="dxa" w:w="4802"/>
+            <w:tcW w:type="dxa" w:w="4867"/>
             <w:vAlign w:val="center"/>
+            <w:tcW w:w="4867" w:type="dxa"/>
             <w:tcMar>
-              <w:top w:w="120" w:type="dxa"/>
-              <w:bottom w:w="120" w:type="dxa"/>
-              <w:left w:w="160" w:type="dxa"/>
-              <w:right w:w="160" w:type="dxa"/>
+              <w:top w:w="80" w:type="dxa"/>
+              <w:bottom w:w="80" w:type="dxa"/>
+              <w:left w:w="100" w:type="dxa"/>
+              <w:right w:w="100" w:type="dxa"/>
             </w:tcMar>
-            <w:shd w:fill="FFFFFF"/>
+            <w:shd w:fill="FAFAFA"/>
           </w:tcPr>
           <w:p>
             <w:r/>
@@ -1751,15 +1813,16 @@
         </w:tc>
         <w:tc>
           <w:tcPr>
-            <w:tcW w:type="dxa" w:w="4802"/>
+            <w:tcW w:type="dxa" w:w="4882"/>
             <w:vAlign w:val="center"/>
+            <w:tcW w:w="4881" w:type="dxa"/>
             <w:tcMar>
-              <w:top w:w="120" w:type="dxa"/>
-              <w:bottom w:w="120" w:type="dxa"/>
-              <w:left w:w="160" w:type="dxa"/>
-              <w:right w:w="160" w:type="dxa"/>
+              <w:top w:w="80" w:type="dxa"/>
+              <w:bottom w:w="80" w:type="dxa"/>
+              <w:left w:w="100" w:type="dxa"/>
+              <w:right w:w="100" w:type="dxa"/>
             </w:tcMar>
-            <w:shd w:fill="FFFFFF"/>
+            <w:shd w:fill="FAFAFA"/>
           </w:tcPr>
           <w:p>
             <w:r/>
@@ -1782,17 +1845,21 @@
         </w:tc>
       </w:tr>
       <w:tr>
+        <w:trPr>
+          <w:cantSplit/>
+        </w:trPr>
         <w:tc>
           <w:tcPr>
-            <w:tcW w:type="dxa" w:w="4802"/>
+            <w:tcW w:type="dxa" w:w="4867"/>
             <w:vAlign w:val="center"/>
+            <w:tcW w:w="4867" w:type="dxa"/>
             <w:tcMar>
-              <w:top w:w="120" w:type="dxa"/>
-              <w:bottom w:w="120" w:type="dxa"/>
-              <w:left w:w="160" w:type="dxa"/>
-              <w:right w:w="160" w:type="dxa"/>
+              <w:top w:w="80" w:type="dxa"/>
+              <w:bottom w:w="80" w:type="dxa"/>
+              <w:left w:w="100" w:type="dxa"/>
+              <w:right w:w="100" w:type="dxa"/>
             </w:tcMar>
-            <w:shd w:fill="F8FAFC"/>
+            <w:shd w:fill="FFFFFF"/>
           </w:tcPr>
           <w:p>
             <w:r/>
@@ -1815,15 +1882,16 @@
         </w:tc>
         <w:tc>
           <w:tcPr>
-            <w:tcW w:type="dxa" w:w="4802"/>
+            <w:tcW w:type="dxa" w:w="4882"/>
             <w:vAlign w:val="center"/>
+            <w:tcW w:w="4881" w:type="dxa"/>
             <w:tcMar>
-              <w:top w:w="120" w:type="dxa"/>
-              <w:bottom w:w="120" w:type="dxa"/>
-              <w:left w:w="160" w:type="dxa"/>
-              <w:right w:w="160" w:type="dxa"/>
+              <w:top w:w="80" w:type="dxa"/>
+              <w:bottom w:w="80" w:type="dxa"/>
+              <w:left w:w="100" w:type="dxa"/>
+              <w:right w:w="100" w:type="dxa"/>
             </w:tcMar>
-            <w:shd w:fill="F8FAFC"/>
+            <w:shd w:fill="FFFFFF"/>
           </w:tcPr>
           <w:p>
             <w:r/>
@@ -1853,7 +1921,7 @@
     </w:p>
     <w:sectPr>
       <w:pgSz w:w="11909" w:h="16834"/>
-      <w:pgMar w:top="1152" w:right="1152" w:bottom="1152" w:left="1152" w:header="720" w:footer="720" w:gutter="0"/>
+      <w:pgMar w:top="1138" w:right="936" w:bottom="1138" w:left="1224" w:header="720" w:footer="720" w:gutter="0"/>
       <w:cols w:space="720"/>
       <w:docGrid w:linePitch="360"/>
     </w:sectPr>
@@ -2226,7 +2294,7 @@
     <w:rsid w:val="00FC693F"/>
     <w:rPr>
       <w:rFonts w:ascii="Times New Roman" w:hAnsi="Times New Roman"/>
-      <w:color w:val="1E293B"/>
+      <w:color w:val="0F172A"/>
       <w:sz w:val="22"/>
     </w:rPr>
   </w:style>
